--- a/03_Outputs/final scripts/ru/Module 6/6.1.0-ru.docx
+++ b/03_Outputs/final scripts/ru/Module 6/6.1.0-ru.docx
@@ -29,12 +29,12 @@
     </w:p>
     <w:p>
       <w:r>
-        <w:t xml:space="preserve">Наконец, изучим сжигание — когда топливо сгорает для получения тепла, электроэнергии и мобильности.  </w:t>
+        <w:t xml:space="preserve">Наконец, изучим сжигание — когда топливо сжигается для получения тепла, электроэнергии и мобильности.  </w:t>
       </w:r>
     </w:p>
     <w:p>
       <w:r>
-        <w:t xml:space="preserve">Пошагово пройдя по всей цепочке, мы выявим основные источники выбросов и избегнем слепых зон.  </w:t>
+        <w:t xml:space="preserve">Пошагово пройдя всю цепочку, мы выявим основные источники выбросов и избегнем слепых зон.  </w:t>
       </w:r>
     </w:p>
     <w:p/>
@@ -72,7 +72,7 @@
     </w:p>
     <w:p>
       <w:r>
-        <w:t xml:space="preserve">И рассмотрим барьеры — от изменчивости и пропускной способности сетей до хранения энергии, поставок критических материалов, размещения объектов и согласия сообществ — и покажем, как модернизированные сети, гибкие ресурсы, диверсифицированные чистые портфели, ответственные цепочки поставок и инклюзивное планирование могут их преодолеть.  </w:t>
+        <w:t xml:space="preserve">И рассмотрим барьеры — от изменчивости и пропускной способности сетей до хранения энергии, поставок критических материалов, размещения объектов и согласия сообществ — и покажем, как современные сети, гибкие ресурсы, диверсифицированные чистые портфели, ответственные цепочки поставок и инклюзивное планирование могут их преодолеть.  </w:t>
       </w:r>
     </w:p>
     <w:p/>
